--- a/files/2026_09_18_16_00_petrov.docx
+++ b/files/2026_09_18_16_00_petrov.docx
@@ -8,15 +8,34 @@
           <w:lang w:val="ru-RU"/>
         </w:rPr>
       </w:pPr>
-      <w:r>
-        <w:rPr>
-          <w:lang w:val="ru-RU"/>
-        </w:rPr>
-        <w:t>Плейсхолдер файла записи звонка: 2024_09_18_16_00_</w:t>
-      </w:r>
+      <w:proofErr w:type="spellStart"/>
+      <w:r>
+        <w:rPr>
+          <w:lang w:val="ru-RU"/>
+        </w:rPr>
+        <w:t>Плейсхолдер</w:t>
+      </w:r>
+      <w:proofErr w:type="spellEnd"/>
+      <w:r>
+        <w:rPr>
+          <w:lang w:val="ru-RU"/>
+        </w:rPr>
+        <w:t xml:space="preserve"> файла записи звонка: 202</w:t>
+      </w:r>
+      <w:r>
+        <w:t>6</w:t>
+      </w:r>
+      <w:r>
+        <w:rPr>
+          <w:lang w:val="ru-RU"/>
+        </w:rPr>
+        <w:t>_09_18_16_00_</w:t>
+      </w:r>
+      <w:proofErr w:type="spellStart"/>
       <w:r>
         <w:t>petrov</w:t>
       </w:r>
+      <w:proofErr w:type="spellEnd"/>
       <w:r>
         <w:rPr>
           <w:lang w:val="ru-RU"/>
@@ -52,7 +71,19 @@
         <w:rPr>
           <w:lang w:val="ru-RU"/>
         </w:rPr>
-        <w:t xml:space="preserve"> 18.09.2024, 16:00</w:t>
+        <w:t xml:space="preserve"> 18.09.202</w:t>
+      </w:r>
+      <w:r>
+        <w:rPr>
+          <w:lang w:val="ru-RU"/>
+        </w:rPr>
+        <w:t>6</w:t>
+      </w:r>
+      <w:r>
+        <w:rPr>
+          <w:lang w:val="ru-RU"/>
+        </w:rPr>
+        <w:t>, 16:00</w:t>
       </w:r>
       <w:r>
         <w:rPr>
@@ -138,7 +169,7 @@
           <w:lang w:val="ru-RU"/>
         </w:rPr>
         <w:pict w14:anchorId="0E9C1DBC">
-          <v:rect id="_x0000_i1031" style="width:0;height:1.5pt" o:hralign="center" o:hrstd="t" o:hr="t" fillcolor="#a0a0a0" stroked="f"/>
+          <v:rect id="_x0000_i1025" style="width:0;height:1.5pt" o:hralign="center" o:hrstd="t" o:hr="t" fillcolor="#a0a0a0" stroked="f"/>
         </w:pict>
       </w:r>
     </w:p>
@@ -175,13 +206,29 @@
           <w:bCs/>
           <w:lang w:val="ru-RU"/>
         </w:rPr>
-        <w:t>[00:08] Сергей Сидоров:</w:t>
-      </w:r>
-      <w:r>
-        <w:rPr>
-          <w:lang w:val="ru-RU"/>
-        </w:rPr>
-        <w:t xml:space="preserve"> Да, добрый день. По коробкам.</w:t>
+        <w:t>[00:08] Сергей Сидоров</w:t>
+      </w:r>
+      <w:proofErr w:type="gramStart"/>
+      <w:r>
+        <w:rPr>
+          <w:b/>
+          <w:bCs/>
+          <w:lang w:val="ru-RU"/>
+        </w:rPr>
+        <w:t>:</w:t>
+      </w:r>
+      <w:r>
+        <w:rPr>
+          <w:lang w:val="ru-RU"/>
+        </w:rPr>
+        <w:t xml:space="preserve"> Да</w:t>
+      </w:r>
+      <w:proofErr w:type="gramEnd"/>
+      <w:r>
+        <w:rPr>
+          <w:lang w:val="ru-RU"/>
+        </w:rPr>
+        <w:t>, добрый день. По коробкам.</w:t>
       </w:r>
     </w:p>
     <w:p>
@@ -265,7 +312,21 @@
         <w:rPr>
           <w:lang w:val="ru-RU"/>
         </w:rPr>
-        <w:t xml:space="preserve"> В основном товары для дома. Небольшой опт и часть через интернет продаем. Коробки нужны транспортные, обычный трехслойный гофрокартон.</w:t>
+        <w:t xml:space="preserve"> В основном товары для дома. Небольшой опт и часть через интернет продаем. Коробки нужны транспортные, обычный трехслойный </w:t>
+      </w:r>
+      <w:proofErr w:type="spellStart"/>
+      <w:r>
+        <w:rPr>
+          <w:lang w:val="ru-RU"/>
+        </w:rPr>
+        <w:t>гофрокартон</w:t>
+      </w:r>
+      <w:proofErr w:type="spellEnd"/>
+      <w:r>
+        <w:rPr>
+          <w:lang w:val="ru-RU"/>
+        </w:rPr>
+        <w:t>.</w:t>
       </w:r>
     </w:p>
     <w:p>
@@ -364,13 +425,29 @@
           <w:bCs/>
           <w:lang w:val="ru-RU"/>
         </w:rPr>
-        <w:t>[01:27] Петр:</w:t>
-      </w:r>
-      <w:r>
-        <w:rPr>
-          <w:lang w:val="ru-RU"/>
-        </w:rPr>
-        <w:t xml:space="preserve"> То есть пока ориентируемся на две тысячи, а дальше может быть рост?</w:t>
+        <w:t>[01:27] Петр</w:t>
+      </w:r>
+      <w:proofErr w:type="gramStart"/>
+      <w:r>
+        <w:rPr>
+          <w:b/>
+          <w:bCs/>
+          <w:lang w:val="ru-RU"/>
+        </w:rPr>
+        <w:t>:</w:t>
+      </w:r>
+      <w:r>
+        <w:rPr>
+          <w:lang w:val="ru-RU"/>
+        </w:rPr>
+        <w:t xml:space="preserve"> То есть</w:t>
+      </w:r>
+      <w:proofErr w:type="gramEnd"/>
+      <w:r>
+        <w:rPr>
+          <w:lang w:val="ru-RU"/>
+        </w:rPr>
+        <w:t xml:space="preserve"> пока ориентируемся на две тысячи, а дальше может быть рост?</w:t>
       </w:r>
     </w:p>
     <w:p>
@@ -406,13 +483,29 @@
           <w:bCs/>
           <w:lang w:val="ru-RU"/>
         </w:rPr>
-        <w:t>[01:38] Петр:</w:t>
-      </w:r>
-      <w:r>
-        <w:rPr>
-          <w:lang w:val="ru-RU"/>
-        </w:rPr>
-        <w:t xml:space="preserve"> И не нужно. Нам как раз важно понимать текущий объем и возможную перспективу. По первой позиции можем рассчитать небольшую партию. Подскажите, а как сейчас закупаете — сразу весь месячный объем или несколькими поставками?</w:t>
+        <w:t>[01:38] Петр</w:t>
+      </w:r>
+      <w:proofErr w:type="gramStart"/>
+      <w:r>
+        <w:rPr>
+          <w:b/>
+          <w:bCs/>
+          <w:lang w:val="ru-RU"/>
+        </w:rPr>
+        <w:t>:</w:t>
+      </w:r>
+      <w:r>
+        <w:rPr>
+          <w:lang w:val="ru-RU"/>
+        </w:rPr>
+        <w:t xml:space="preserve"> И</w:t>
+      </w:r>
+      <w:proofErr w:type="gramEnd"/>
+      <w:r>
+        <w:rPr>
+          <w:lang w:val="ru-RU"/>
+        </w:rPr>
+        <w:t xml:space="preserve"> не нужно. Нам как раз важно понимать текущий объем и возможную перспективу. По первой позиции можем рассчитать небольшую партию. Подскажите, а как сейчас закупаете — сразу весь месячный объем или несколькими поставками?</w:t>
       </w:r>
     </w:p>
     <w:p>
@@ -427,13 +520,29 @@
           <w:bCs/>
           <w:lang w:val="ru-RU"/>
         </w:rPr>
-        <w:t>[01:51] Сергей:</w:t>
-      </w:r>
-      <w:r>
-        <w:rPr>
-          <w:lang w:val="ru-RU"/>
-        </w:rPr>
-        <w:t xml:space="preserve"> Обычно сразу. Но это не очень удобно, потому что склад небольшой.</w:t>
+        <w:t>[01:51] Сергей</w:t>
+      </w:r>
+      <w:proofErr w:type="gramStart"/>
+      <w:r>
+        <w:rPr>
+          <w:b/>
+          <w:bCs/>
+          <w:lang w:val="ru-RU"/>
+        </w:rPr>
+        <w:t>:</w:t>
+      </w:r>
+      <w:r>
+        <w:rPr>
+          <w:lang w:val="ru-RU"/>
+        </w:rPr>
+        <w:t xml:space="preserve"> Обычно</w:t>
+      </w:r>
+      <w:proofErr w:type="gramEnd"/>
+      <w:r>
+        <w:rPr>
+          <w:lang w:val="ru-RU"/>
+        </w:rPr>
+        <w:t xml:space="preserve"> сразу. Но это не очень удобно, потому что склад небольшой.</w:t>
       </w:r>
     </w:p>
     <w:p>
@@ -449,13 +558,29 @@
           <w:lang w:val="ru-RU"/>
         </w:rPr>
         <w:lastRenderedPageBreak/>
-        <w:t>[01:56] Петр:</w:t>
-      </w:r>
-      <w:r>
-        <w:rPr>
-          <w:lang w:val="ru-RU"/>
-        </w:rPr>
-        <w:t xml:space="preserve"> То есть вам было бы интереснее получать, например, по тысяче коробок два раза в месяц?</w:t>
+        <w:t>[01:56] Петр</w:t>
+      </w:r>
+      <w:proofErr w:type="gramStart"/>
+      <w:r>
+        <w:rPr>
+          <w:b/>
+          <w:bCs/>
+          <w:lang w:val="ru-RU"/>
+        </w:rPr>
+        <w:t>:</w:t>
+      </w:r>
+      <w:r>
+        <w:rPr>
+          <w:lang w:val="ru-RU"/>
+        </w:rPr>
+        <w:t xml:space="preserve"> То есть</w:t>
+      </w:r>
+      <w:proofErr w:type="gramEnd"/>
+      <w:r>
+        <w:rPr>
+          <w:lang w:val="ru-RU"/>
+        </w:rPr>
+        <w:t xml:space="preserve"> вам было бы интереснее получать, например, по тысяче коробок два раза в месяц?</w:t>
       </w:r>
     </w:p>
     <w:p>
@@ -470,13 +595,29 @@
           <w:bCs/>
           <w:lang w:val="ru-RU"/>
         </w:rPr>
-        <w:t>[02:00] Сергей:</w:t>
-      </w:r>
-      <w:r>
-        <w:rPr>
-          <w:lang w:val="ru-RU"/>
-        </w:rPr>
-        <w:t xml:space="preserve"> Да, вот это было бы удобно. Если цена сильно не увеличивается из-за доставки.</w:t>
+        <w:t>[02:00] Сергей</w:t>
+      </w:r>
+      <w:proofErr w:type="gramStart"/>
+      <w:r>
+        <w:rPr>
+          <w:b/>
+          <w:bCs/>
+          <w:lang w:val="ru-RU"/>
+        </w:rPr>
+        <w:t>:</w:t>
+      </w:r>
+      <w:r>
+        <w:rPr>
+          <w:lang w:val="ru-RU"/>
+        </w:rPr>
+        <w:t xml:space="preserve"> Да</w:t>
+      </w:r>
+      <w:proofErr w:type="gramEnd"/>
+      <w:r>
+        <w:rPr>
+          <w:lang w:val="ru-RU"/>
+        </w:rPr>
+        <w:t>, вот это было бы удобно. Если цена сильно не увеличивается из-за доставки.</w:t>
       </w:r>
     </w:p>
     <w:p>
@@ -512,13 +653,29 @@
           <w:bCs/>
           <w:lang w:val="ru-RU"/>
         </w:rPr>
-        <w:t>[02:10] Сергей:</w:t>
-      </w:r>
-      <w:r>
-        <w:rPr>
-          <w:lang w:val="ru-RU"/>
-        </w:rPr>
-        <w:t xml:space="preserve"> Последний раз была около 31 рубля. Но это уже с доставкой. До этого 29 была.</w:t>
+        <w:t>[02:10] Сергей</w:t>
+      </w:r>
+      <w:proofErr w:type="gramStart"/>
+      <w:r>
+        <w:rPr>
+          <w:b/>
+          <w:bCs/>
+          <w:lang w:val="ru-RU"/>
+        </w:rPr>
+        <w:t>:</w:t>
+      </w:r>
+      <w:r>
+        <w:rPr>
+          <w:lang w:val="ru-RU"/>
+        </w:rPr>
+        <w:t xml:space="preserve"> Последний</w:t>
+      </w:r>
+      <w:proofErr w:type="gramEnd"/>
+      <w:r>
+        <w:rPr>
+          <w:lang w:val="ru-RU"/>
+        </w:rPr>
+        <w:t xml:space="preserve"> раз была около 31 рубля. Но это уже с доставкой. До этого 29 была.</w:t>
       </w:r>
     </w:p>
     <w:p>
@@ -596,13 +753,29 @@
           <w:bCs/>
           <w:lang w:val="ru-RU"/>
         </w:rPr>
-        <w:t>[02:26] Сергей:</w:t>
-      </w:r>
-      <w:r>
-        <w:rPr>
-          <w:lang w:val="ru-RU"/>
-        </w:rPr>
-        <w:t xml:space="preserve"> До пяти-шести килограмм обычно. Больше редко.</w:t>
+        <w:t>[02:26] Сергей</w:t>
+      </w:r>
+      <w:proofErr w:type="gramStart"/>
+      <w:r>
+        <w:rPr>
+          <w:b/>
+          <w:bCs/>
+          <w:lang w:val="ru-RU"/>
+        </w:rPr>
+        <w:t>:</w:t>
+      </w:r>
+      <w:r>
+        <w:rPr>
+          <w:lang w:val="ru-RU"/>
+        </w:rPr>
+        <w:t xml:space="preserve"> До</w:t>
+      </w:r>
+      <w:proofErr w:type="gramEnd"/>
+      <w:r>
+        <w:rPr>
+          <w:lang w:val="ru-RU"/>
+        </w:rPr>
+        <w:t xml:space="preserve"> пяти-шести килограмм обычно. Больше редко.</w:t>
       </w:r>
     </w:p>
     <w:p>
@@ -617,13 +790,29 @@
           <w:bCs/>
           <w:lang w:val="ru-RU"/>
         </w:rPr>
-        <w:t>[02:31] Петр:</w:t>
-      </w:r>
-      <w:r>
-        <w:rPr>
-          <w:lang w:val="ru-RU"/>
-        </w:rPr>
-        <w:t xml:space="preserve"> Тогда трехслойного картона, скорее всего, будет достаточно. Но я бы еще уточнил по вашим товарам, потому что там зависит от того, как коробки складываются и сколько времени они стоят на складе.</w:t>
+        <w:t>[02:31] Петр</w:t>
+      </w:r>
+      <w:proofErr w:type="gramStart"/>
+      <w:r>
+        <w:rPr>
+          <w:b/>
+          <w:bCs/>
+          <w:lang w:val="ru-RU"/>
+        </w:rPr>
+        <w:t>:</w:t>
+      </w:r>
+      <w:r>
+        <w:rPr>
+          <w:lang w:val="ru-RU"/>
+        </w:rPr>
+        <w:t xml:space="preserve"> Тогда</w:t>
+      </w:r>
+      <w:proofErr w:type="gramEnd"/>
+      <w:r>
+        <w:rPr>
+          <w:lang w:val="ru-RU"/>
+        </w:rPr>
+        <w:t xml:space="preserve"> трехслойного картона, скорее всего, будет достаточно. Но я бы еще уточнил по вашим товарам, потому что там зависит от того, как коробки складываются и сколько времени они стоят на складе.</w:t>
       </w:r>
     </w:p>
     <w:p>
@@ -638,13 +827,29 @@
           <w:bCs/>
           <w:lang w:val="ru-RU"/>
         </w:rPr>
-        <w:t>[02:44] Сергей:</w:t>
-      </w:r>
-      <w:r>
-        <w:rPr>
-          <w:lang w:val="ru-RU"/>
-        </w:rPr>
-        <w:t xml:space="preserve"> Они долго не стоят. Максимум пару недель.</w:t>
+        <w:t>[02:44] Сергей</w:t>
+      </w:r>
+      <w:proofErr w:type="gramStart"/>
+      <w:r>
+        <w:rPr>
+          <w:b/>
+          <w:bCs/>
+          <w:lang w:val="ru-RU"/>
+        </w:rPr>
+        <w:t>:</w:t>
+      </w:r>
+      <w:r>
+        <w:rPr>
+          <w:lang w:val="ru-RU"/>
+        </w:rPr>
+        <w:t xml:space="preserve"> Они</w:t>
+      </w:r>
+      <w:proofErr w:type="gramEnd"/>
+      <w:r>
+        <w:rPr>
+          <w:lang w:val="ru-RU"/>
+        </w:rPr>
+        <w:t xml:space="preserve"> долго не стоят. Максимум пару недель.</w:t>
       </w:r>
     </w:p>
     <w:p>
@@ -680,13 +885,29 @@
           <w:bCs/>
           <w:lang w:val="ru-RU"/>
         </w:rPr>
-        <w:t>[02:52] Сергей:</w:t>
-      </w:r>
-      <w:r>
-        <w:rPr>
-          <w:lang w:val="ru-RU"/>
-        </w:rPr>
-        <w:t xml:space="preserve"> Они хотят от двух тысяч штук. Поэтому я и ищу вариант поменьше.</w:t>
+        <w:t>[02:52] Сергей</w:t>
+      </w:r>
+      <w:proofErr w:type="gramStart"/>
+      <w:r>
+        <w:rPr>
+          <w:b/>
+          <w:bCs/>
+          <w:lang w:val="ru-RU"/>
+        </w:rPr>
+        <w:t>:</w:t>
+      </w:r>
+      <w:r>
+        <w:rPr>
+          <w:lang w:val="ru-RU"/>
+        </w:rPr>
+        <w:t xml:space="preserve"> Они</w:t>
+      </w:r>
+      <w:proofErr w:type="gramEnd"/>
+      <w:r>
+        <w:rPr>
+          <w:lang w:val="ru-RU"/>
+        </w:rPr>
+        <w:t xml:space="preserve"> хотят от двух тысяч штук. Поэтому я и ищу вариант поменьше.</w:t>
       </w:r>
     </w:p>
     <w:p>
@@ -722,13 +943,29 @@
           <w:bCs/>
           <w:lang w:val="ru-RU"/>
         </w:rPr>
-        <w:t>[03:10] Сергей:</w:t>
-      </w:r>
-      <w:r>
-        <w:rPr>
-          <w:lang w:val="ru-RU"/>
-        </w:rPr>
-        <w:t xml:space="preserve"> Вот это меня как раз и интересует. Чтобы не получилось, что коробка стоит 28 рублей, а с доставкой те же 32.</w:t>
+        <w:t>[03:10] Сергей</w:t>
+      </w:r>
+      <w:proofErr w:type="gramStart"/>
+      <w:r>
+        <w:rPr>
+          <w:b/>
+          <w:bCs/>
+          <w:lang w:val="ru-RU"/>
+        </w:rPr>
+        <w:t>:</w:t>
+      </w:r>
+      <w:r>
+        <w:rPr>
+          <w:lang w:val="ru-RU"/>
+        </w:rPr>
+        <w:t xml:space="preserve"> Вот</w:t>
+      </w:r>
+      <w:proofErr w:type="gramEnd"/>
+      <w:r>
+        <w:rPr>
+          <w:lang w:val="ru-RU"/>
+        </w:rPr>
+        <w:t xml:space="preserve"> это меня как раз и интересует. Чтобы не получилось, что коробка стоит 28 рублей, а с доставкой те же 32.</w:t>
       </w:r>
     </w:p>
     <w:p>
@@ -743,13 +980,29 @@
           <w:bCs/>
           <w:lang w:val="ru-RU"/>
         </w:rPr>
-        <w:t>[03:17] Петр:</w:t>
-      </w:r>
-      <w:r>
-        <w:rPr>
-          <w:lang w:val="ru-RU"/>
-        </w:rPr>
-        <w:t xml:space="preserve"> Да, это обязательно посчитаем сразу. Я могу сделать два варианта: тысяча штук с доставкой и две тысячи с доставкой. Тогда будет видно, есть ли смысл разбивать поставку.</w:t>
+        <w:t>[03:17] Петр</w:t>
+      </w:r>
+      <w:proofErr w:type="gramStart"/>
+      <w:r>
+        <w:rPr>
+          <w:b/>
+          <w:bCs/>
+          <w:lang w:val="ru-RU"/>
+        </w:rPr>
+        <w:t>:</w:t>
+      </w:r>
+      <w:r>
+        <w:rPr>
+          <w:lang w:val="ru-RU"/>
+        </w:rPr>
+        <w:t xml:space="preserve"> Да</w:t>
+      </w:r>
+      <w:proofErr w:type="gramEnd"/>
+      <w:r>
+        <w:rPr>
+          <w:lang w:val="ru-RU"/>
+        </w:rPr>
+        <w:t>, это обязательно посчитаем сразу. Я могу сделать два варианта: тысяча штук с доставкой и две тысячи с доставкой. Тогда будет видно, есть ли смысл разбивать поставку.</w:t>
       </w:r>
     </w:p>
     <w:p>
@@ -764,13 +1017,29 @@
           <w:bCs/>
           <w:lang w:val="ru-RU"/>
         </w:rPr>
-        <w:t>[03:28] Сергей:</w:t>
-      </w:r>
-      <w:r>
-        <w:rPr>
-          <w:lang w:val="ru-RU"/>
-        </w:rPr>
-        <w:t xml:space="preserve"> Вот, давайте так.</w:t>
+        <w:t>[03:28] Сергей</w:t>
+      </w:r>
+      <w:proofErr w:type="gramStart"/>
+      <w:r>
+        <w:rPr>
+          <w:b/>
+          <w:bCs/>
+          <w:lang w:val="ru-RU"/>
+        </w:rPr>
+        <w:t>:</w:t>
+      </w:r>
+      <w:r>
+        <w:rPr>
+          <w:lang w:val="ru-RU"/>
+        </w:rPr>
+        <w:t xml:space="preserve"> Вот</w:t>
+      </w:r>
+      <w:proofErr w:type="gramEnd"/>
+      <w:r>
+        <w:rPr>
+          <w:lang w:val="ru-RU"/>
+        </w:rPr>
+        <w:t>, давайте так.</w:t>
       </w:r>
     </w:p>
     <w:p>
@@ -870,13 +1139,29 @@
           <w:bCs/>
           <w:lang w:val="ru-RU"/>
         </w:rPr>
-        <w:t>[03:43] Петр:</w:t>
-      </w:r>
-      <w:r>
-        <w:rPr>
-          <w:lang w:val="ru-RU"/>
-        </w:rPr>
-        <w:t xml:space="preserve"> И тоже пяти-шестикилограммовая нагрузка?</w:t>
+        <w:t>[03:43] Петр</w:t>
+      </w:r>
+      <w:proofErr w:type="gramStart"/>
+      <w:r>
+        <w:rPr>
+          <w:b/>
+          <w:bCs/>
+          <w:lang w:val="ru-RU"/>
+        </w:rPr>
+        <w:t>:</w:t>
+      </w:r>
+      <w:r>
+        <w:rPr>
+          <w:lang w:val="ru-RU"/>
+        </w:rPr>
+        <w:t xml:space="preserve"> И</w:t>
+      </w:r>
+      <w:proofErr w:type="gramEnd"/>
+      <w:r>
+        <w:rPr>
+          <w:lang w:val="ru-RU"/>
+        </w:rPr>
+        <w:t xml:space="preserve"> тоже пяти-шестикилограммовая нагрузка?</w:t>
       </w:r>
     </w:p>
     <w:p>
@@ -891,13 +1176,29 @@
           <w:bCs/>
           <w:lang w:val="ru-RU"/>
         </w:rPr>
-        <w:t>[03:46] Сергей:</w:t>
-      </w:r>
-      <w:r>
-        <w:rPr>
-          <w:lang w:val="ru-RU"/>
-        </w:rPr>
-        <w:t xml:space="preserve"> Там бывает до восьми.</w:t>
+        <w:t>[03:46] Сергей</w:t>
+      </w:r>
+      <w:proofErr w:type="gramStart"/>
+      <w:r>
+        <w:rPr>
+          <w:b/>
+          <w:bCs/>
+          <w:lang w:val="ru-RU"/>
+        </w:rPr>
+        <w:t>:</w:t>
+      </w:r>
+      <w:r>
+        <w:rPr>
+          <w:lang w:val="ru-RU"/>
+        </w:rPr>
+        <w:t xml:space="preserve"> Там</w:t>
+      </w:r>
+      <w:proofErr w:type="gramEnd"/>
+      <w:r>
+        <w:rPr>
+          <w:lang w:val="ru-RU"/>
+        </w:rPr>
+        <w:t xml:space="preserve"> бывает до восьми.</w:t>
       </w:r>
     </w:p>
     <w:p>
@@ -912,13 +1213,29 @@
           <w:bCs/>
           <w:lang w:val="ru-RU"/>
         </w:rPr>
-        <w:t>[03:49] Петр:</w:t>
-      </w:r>
-      <w:r>
-        <w:rPr>
-          <w:lang w:val="ru-RU"/>
-        </w:rPr>
-        <w:t xml:space="preserve"> Тогда для него я бы уже посмотрел усиленный вариант. Не обязательно четырехслойный — сначала проверим, что даст обычный усиленный трехслойный.</w:t>
+        <w:t>[03:49] Петр</w:t>
+      </w:r>
+      <w:proofErr w:type="gramStart"/>
+      <w:r>
+        <w:rPr>
+          <w:b/>
+          <w:bCs/>
+          <w:lang w:val="ru-RU"/>
+        </w:rPr>
+        <w:t>:</w:t>
+      </w:r>
+      <w:r>
+        <w:rPr>
+          <w:lang w:val="ru-RU"/>
+        </w:rPr>
+        <w:t xml:space="preserve"> Тогда</w:t>
+      </w:r>
+      <w:proofErr w:type="gramEnd"/>
+      <w:r>
+        <w:rPr>
+          <w:lang w:val="ru-RU"/>
+        </w:rPr>
+        <w:t xml:space="preserve"> для него я бы уже посмотрел усиленный вариант. Не обязательно четырехслойный — сначала проверим, что даст обычный усиленный трехслойный.</w:t>
       </w:r>
     </w:p>
     <w:p>
@@ -954,13 +1271,29 @@
           <w:bCs/>
           <w:lang w:val="ru-RU"/>
         </w:rPr>
-        <w:t>[03:59] Петр:</w:t>
-      </w:r>
-      <w:r>
-        <w:rPr>
-          <w:lang w:val="ru-RU"/>
-        </w:rPr>
-        <w:t xml:space="preserve"> Точно сейчас не скажу, надо рассчитать по марке картона и партии. Обычно разница не критичная, но обещать конкретную цифру без расчета не хочу.</w:t>
+        <w:t>[03:59] Петр</w:t>
+      </w:r>
+      <w:proofErr w:type="gramStart"/>
+      <w:r>
+        <w:rPr>
+          <w:b/>
+          <w:bCs/>
+          <w:lang w:val="ru-RU"/>
+        </w:rPr>
+        <w:t>:</w:t>
+      </w:r>
+      <w:r>
+        <w:rPr>
+          <w:lang w:val="ru-RU"/>
+        </w:rPr>
+        <w:t xml:space="preserve"> Точно</w:t>
+      </w:r>
+      <w:proofErr w:type="gramEnd"/>
+      <w:r>
+        <w:rPr>
+          <w:lang w:val="ru-RU"/>
+        </w:rPr>
+        <w:t xml:space="preserve"> сейчас не скажу, надо рассчитать по марке картона и партии. Обычно разница не критичная, но обещать конкретную цифру без расчета не хочу.</w:t>
       </w:r>
     </w:p>
     <w:p>
@@ -996,13 +1329,29 @@
           <w:bCs/>
           <w:lang w:val="ru-RU"/>
         </w:rPr>
-        <w:t>[04:11] Петр:</w:t>
-      </w:r>
-      <w:r>
-        <w:rPr>
-          <w:lang w:val="ru-RU"/>
-        </w:rPr>
-        <w:t xml:space="preserve"> Еще момент: вам нужна обычная коричневая коробка без печати?</w:t>
+        <w:t>[04:11] Петр</w:t>
+      </w:r>
+      <w:proofErr w:type="gramStart"/>
+      <w:r>
+        <w:rPr>
+          <w:b/>
+          <w:bCs/>
+          <w:lang w:val="ru-RU"/>
+        </w:rPr>
+        <w:t>:</w:t>
+      </w:r>
+      <w:r>
+        <w:rPr>
+          <w:lang w:val="ru-RU"/>
+        </w:rPr>
+        <w:t xml:space="preserve"> Еще</w:t>
+      </w:r>
+      <w:proofErr w:type="gramEnd"/>
+      <w:r>
+        <w:rPr>
+          <w:lang w:val="ru-RU"/>
+        </w:rPr>
+        <w:t xml:space="preserve"> момент: вам нужна обычная коричневая коробка без печати?</w:t>
       </w:r>
     </w:p>
     <w:p>
@@ -1017,13 +1366,29 @@
           <w:bCs/>
           <w:lang w:val="ru-RU"/>
         </w:rPr>
-        <w:t>[04:14] Сергей:</w:t>
-      </w:r>
-      <w:r>
-        <w:rPr>
-          <w:lang w:val="ru-RU"/>
-        </w:rPr>
-        <w:t xml:space="preserve"> Да, вообще без печати. Нам главное, чтобы нормально закрывалась и не разваливалась при перевозке.</w:t>
+        <w:t>[04:14] Сергей</w:t>
+      </w:r>
+      <w:proofErr w:type="gramStart"/>
+      <w:r>
+        <w:rPr>
+          <w:b/>
+          <w:bCs/>
+          <w:lang w:val="ru-RU"/>
+        </w:rPr>
+        <w:t>:</w:t>
+      </w:r>
+      <w:r>
+        <w:rPr>
+          <w:lang w:val="ru-RU"/>
+        </w:rPr>
+        <w:t xml:space="preserve"> Да</w:t>
+      </w:r>
+      <w:proofErr w:type="gramEnd"/>
+      <w:r>
+        <w:rPr>
+          <w:lang w:val="ru-RU"/>
+        </w:rPr>
+        <w:t>, вообще без печати. Нам главное, чтобы нормально закрывалась и не разваливалась при перевозке.</w:t>
       </w:r>
     </w:p>
     <w:p>
@@ -1038,13 +1403,29 @@
           <w:bCs/>
           <w:lang w:val="ru-RU"/>
         </w:rPr>
-        <w:t>[04:19] Петр:</w:t>
-      </w:r>
-      <w:r>
-        <w:rPr>
-          <w:lang w:val="ru-RU"/>
-        </w:rPr>
-        <w:t xml:space="preserve"> Тогда задача достаточно стандартная. Можем также предоставить образец перед первой партией, чтобы вы посмотрели качество картона и как коробка ведет себя под нагрузкой.</w:t>
+        <w:t>[04:19] Петр</w:t>
+      </w:r>
+      <w:proofErr w:type="gramStart"/>
+      <w:r>
+        <w:rPr>
+          <w:b/>
+          <w:bCs/>
+          <w:lang w:val="ru-RU"/>
+        </w:rPr>
+        <w:t>:</w:t>
+      </w:r>
+      <w:r>
+        <w:rPr>
+          <w:lang w:val="ru-RU"/>
+        </w:rPr>
+        <w:t xml:space="preserve"> Тогда</w:t>
+      </w:r>
+      <w:proofErr w:type="gramEnd"/>
+      <w:r>
+        <w:rPr>
+          <w:lang w:val="ru-RU"/>
+        </w:rPr>
+        <w:t xml:space="preserve"> задача достаточно стандартная. Можем также предоставить образец перед первой партией, чтобы вы посмотрели качество картона и как коробка ведет себя под нагрузкой.</w:t>
       </w:r>
     </w:p>
     <w:p>
@@ -1059,13 +1440,29 @@
           <w:bCs/>
           <w:lang w:val="ru-RU"/>
         </w:rPr>
-        <w:t>[04:27] Сергей:</w:t>
-      </w:r>
-      <w:r>
-        <w:rPr>
-          <w:lang w:val="ru-RU"/>
-        </w:rPr>
-        <w:t xml:space="preserve"> Это хорошо. А образец платный?</w:t>
+        <w:t>[04:27] Сергей</w:t>
+      </w:r>
+      <w:proofErr w:type="gramStart"/>
+      <w:r>
+        <w:rPr>
+          <w:b/>
+          <w:bCs/>
+          <w:lang w:val="ru-RU"/>
+        </w:rPr>
+        <w:t>:</w:t>
+      </w:r>
+      <w:r>
+        <w:rPr>
+          <w:lang w:val="ru-RU"/>
+        </w:rPr>
+        <w:t xml:space="preserve"> Это</w:t>
+      </w:r>
+      <w:proofErr w:type="gramEnd"/>
+      <w:r>
+        <w:rPr>
+          <w:lang w:val="ru-RU"/>
+        </w:rPr>
+        <w:t xml:space="preserve"> хорошо. А образец платный?</w:t>
       </w:r>
     </w:p>
     <w:p>
@@ -1080,13 +1477,29 @@
           <w:bCs/>
           <w:lang w:val="ru-RU"/>
         </w:rPr>
-        <w:t>[04:30] Петр:</w:t>
-      </w:r>
-      <w:r>
-        <w:rPr>
-          <w:lang w:val="ru-RU"/>
-        </w:rPr>
-        <w:t xml:space="preserve"> Если речь идет о стандартном размере, можем согласовать образец без отдельного производства. Если понадобится нестандартная высечка, тогда уже отдельно обсудим.</w:t>
+        <w:t>[04:30] Петр</w:t>
+      </w:r>
+      <w:proofErr w:type="gramStart"/>
+      <w:r>
+        <w:rPr>
+          <w:b/>
+          <w:bCs/>
+          <w:lang w:val="ru-RU"/>
+        </w:rPr>
+        <w:t>:</w:t>
+      </w:r>
+      <w:r>
+        <w:rPr>
+          <w:lang w:val="ru-RU"/>
+        </w:rPr>
+        <w:t xml:space="preserve"> Если</w:t>
+      </w:r>
+      <w:proofErr w:type="gramEnd"/>
+      <w:r>
+        <w:rPr>
+          <w:lang w:val="ru-RU"/>
+        </w:rPr>
+        <w:t xml:space="preserve"> речь идет о стандартном размере, можем согласовать образец без отдельного производства. Если понадобится нестандартная высечка, тогда уже отдельно обсудим.</w:t>
       </w:r>
     </w:p>
     <w:p>
@@ -1101,13 +1514,29 @@
           <w:bCs/>
           <w:lang w:val="ru-RU"/>
         </w:rPr>
-        <w:t>[04:39] Сергей:</w:t>
-      </w:r>
-      <w:r>
-        <w:rPr>
-          <w:lang w:val="ru-RU"/>
-        </w:rPr>
-        <w:t xml:space="preserve"> Нет, стандартные размеры. Мне главное руками посмотреть.</w:t>
+        <w:t>[04:39] Сергей</w:t>
+      </w:r>
+      <w:proofErr w:type="gramStart"/>
+      <w:r>
+        <w:rPr>
+          <w:b/>
+          <w:bCs/>
+          <w:lang w:val="ru-RU"/>
+        </w:rPr>
+        <w:t>:</w:t>
+      </w:r>
+      <w:r>
+        <w:rPr>
+          <w:lang w:val="ru-RU"/>
+        </w:rPr>
+        <w:t xml:space="preserve"> Нет</w:t>
+      </w:r>
+      <w:proofErr w:type="gramEnd"/>
+      <w:r>
+        <w:rPr>
+          <w:lang w:val="ru-RU"/>
+        </w:rPr>
+        <w:t>, стандартные размеры. Мне главное руками посмотреть.</w:t>
       </w:r>
     </w:p>
     <w:p>
@@ -1143,13 +1572,29 @@
           <w:bCs/>
           <w:lang w:val="ru-RU"/>
         </w:rPr>
-        <w:t>[04:56] Сергей:</w:t>
-      </w:r>
-      <w:r>
-        <w:rPr>
-          <w:lang w:val="ru-RU"/>
-        </w:rPr>
-        <w:t xml:space="preserve"> Да, нормально.</w:t>
+        <w:t>[04:56] Сергей</w:t>
+      </w:r>
+      <w:proofErr w:type="gramStart"/>
+      <w:r>
+        <w:rPr>
+          <w:b/>
+          <w:bCs/>
+          <w:lang w:val="ru-RU"/>
+        </w:rPr>
+        <w:t>:</w:t>
+      </w:r>
+      <w:r>
+        <w:rPr>
+          <w:lang w:val="ru-RU"/>
+        </w:rPr>
+        <w:t xml:space="preserve"> Да</w:t>
+      </w:r>
+      <w:proofErr w:type="gramEnd"/>
+      <w:r>
+        <w:rPr>
+          <w:lang w:val="ru-RU"/>
+        </w:rPr>
+        <w:t>, нормально.</w:t>
       </w:r>
     </w:p>
     <w:p>
@@ -1164,13 +1609,29 @@
           <w:bCs/>
           <w:lang w:val="ru-RU"/>
         </w:rPr>
-        <w:t>[04:58] Петр:</w:t>
-      </w:r>
-      <w:r>
-        <w:rPr>
-          <w:lang w:val="ru-RU"/>
-        </w:rPr>
-        <w:t xml:space="preserve"> И если по цене проходим, можем отправить вам образцы и дальше уже перейти к первой поставке.</w:t>
+        <w:t>[04:58] Петр</w:t>
+      </w:r>
+      <w:proofErr w:type="gramStart"/>
+      <w:r>
+        <w:rPr>
+          <w:b/>
+          <w:bCs/>
+          <w:lang w:val="ru-RU"/>
+        </w:rPr>
+        <w:t>:</w:t>
+      </w:r>
+      <w:r>
+        <w:rPr>
+          <w:lang w:val="ru-RU"/>
+        </w:rPr>
+        <w:t xml:space="preserve"> И</w:t>
+      </w:r>
+      <w:proofErr w:type="gramEnd"/>
+      <w:r>
+        <w:rPr>
+          <w:lang w:val="ru-RU"/>
+        </w:rPr>
+        <w:t xml:space="preserve"> если по цене проходим, можем отправить вам образцы и дальше уже перейти к первой поставке.</w:t>
       </w:r>
     </w:p>
     <w:p>
@@ -1312,13 +1773,29 @@
           <w:bCs/>
           <w:lang w:val="ru-RU"/>
         </w:rPr>
-        <w:t>[05:28] Сергей:</w:t>
-      </w:r>
-      <w:r>
-        <w:rPr>
-          <w:lang w:val="ru-RU"/>
-        </w:rPr>
-        <w:t xml:space="preserve"> Да, Москва, район Люблино. Там небольшой склад.</w:t>
+        <w:t>[05:28] Сергей</w:t>
+      </w:r>
+      <w:proofErr w:type="gramStart"/>
+      <w:r>
+        <w:rPr>
+          <w:b/>
+          <w:bCs/>
+          <w:lang w:val="ru-RU"/>
+        </w:rPr>
+        <w:t>:</w:t>
+      </w:r>
+      <w:r>
+        <w:rPr>
+          <w:lang w:val="ru-RU"/>
+        </w:rPr>
+        <w:t xml:space="preserve"> Да</w:t>
+      </w:r>
+      <w:proofErr w:type="gramEnd"/>
+      <w:r>
+        <w:rPr>
+          <w:lang w:val="ru-RU"/>
+        </w:rPr>
+        <w:t>, Москва, район Люблино. Там небольшой склад.</w:t>
       </w:r>
     </w:p>
     <w:p>
@@ -1333,13 +1810,29 @@
           <w:bCs/>
           <w:lang w:val="ru-RU"/>
         </w:rPr>
-        <w:t>[05:31] Петр:</w:t>
-      </w:r>
-      <w:r>
-        <w:rPr>
-          <w:lang w:val="ru-RU"/>
-        </w:rPr>
-        <w:t xml:space="preserve"> Хорошо, адрес полностью тогда уже после расчета возьму. Для предварительной стоимости района достаточно.</w:t>
+        <w:t>[05:31] Петр</w:t>
+      </w:r>
+      <w:proofErr w:type="gramStart"/>
+      <w:r>
+        <w:rPr>
+          <w:b/>
+          <w:bCs/>
+          <w:lang w:val="ru-RU"/>
+        </w:rPr>
+        <w:t>:</w:t>
+      </w:r>
+      <w:r>
+        <w:rPr>
+          <w:lang w:val="ru-RU"/>
+        </w:rPr>
+        <w:t xml:space="preserve"> Хорошо</w:t>
+      </w:r>
+      <w:proofErr w:type="gramEnd"/>
+      <w:r>
+        <w:rPr>
+          <w:lang w:val="ru-RU"/>
+        </w:rPr>
+        <w:t>, адрес полностью тогда уже после расчета возьму. Для предварительной стоимости района достаточно.</w:t>
       </w:r>
     </w:p>
     <w:p>
@@ -1375,13 +1868,29 @@
           <w:bCs/>
           <w:lang w:val="ru-RU"/>
         </w:rPr>
-        <w:t>[05:37] Петр:</w:t>
-      </w:r>
-      <w:r>
-        <w:rPr>
-          <w:lang w:val="ru-RU"/>
-        </w:rPr>
-        <w:t xml:space="preserve"> Еще хотел уточнить: если первая партия подойдет по качеству и цене, вы готовы перейти на регулярные поставки?</w:t>
+        <w:t>[05:37] Петр</w:t>
+      </w:r>
+      <w:proofErr w:type="gramStart"/>
+      <w:r>
+        <w:rPr>
+          <w:b/>
+          <w:bCs/>
+          <w:lang w:val="ru-RU"/>
+        </w:rPr>
+        <w:t>:</w:t>
+      </w:r>
+      <w:r>
+        <w:rPr>
+          <w:lang w:val="ru-RU"/>
+        </w:rPr>
+        <w:t xml:space="preserve"> Еще</w:t>
+      </w:r>
+      <w:proofErr w:type="gramEnd"/>
+      <w:r>
+        <w:rPr>
+          <w:lang w:val="ru-RU"/>
+        </w:rPr>
+        <w:t xml:space="preserve"> хотел уточнить: если первая партия подойдет по качеству и цене, вы готовы перейти на регулярные поставки?</w:t>
       </w:r>
     </w:p>
     <w:p>
@@ -1396,13 +1905,29 @@
           <w:bCs/>
           <w:lang w:val="ru-RU"/>
         </w:rPr>
-        <w:t>[05:41] Сергей:</w:t>
-      </w:r>
-      <w:r>
-        <w:rPr>
-          <w:lang w:val="ru-RU"/>
-        </w:rPr>
-        <w:t xml:space="preserve"> Да, если все устроит. Мне как раз не хочется каждый месяц заново искать коробки.</w:t>
+        <w:t>[05:41] Сергей</w:t>
+      </w:r>
+      <w:proofErr w:type="gramStart"/>
+      <w:r>
+        <w:rPr>
+          <w:b/>
+          <w:bCs/>
+          <w:lang w:val="ru-RU"/>
+        </w:rPr>
+        <w:t>:</w:t>
+      </w:r>
+      <w:r>
+        <w:rPr>
+          <w:lang w:val="ru-RU"/>
+        </w:rPr>
+        <w:t xml:space="preserve"> Да</w:t>
+      </w:r>
+      <w:proofErr w:type="gramEnd"/>
+      <w:r>
+        <w:rPr>
+          <w:lang w:val="ru-RU"/>
+        </w:rPr>
+        <w:t>, если все устроит. Мне как раз не хочется каждый месяц заново искать коробки.</w:t>
       </w:r>
     </w:p>
     <w:p>
@@ -1438,13 +1963,29 @@
           <w:bCs/>
           <w:lang w:val="ru-RU"/>
         </w:rPr>
-        <w:t>[05:51] Сергей:</w:t>
-      </w:r>
-      <w:r>
-        <w:rPr>
-          <w:lang w:val="ru-RU"/>
-        </w:rPr>
-        <w:t xml:space="preserve"> Да, это было бы удобно.</w:t>
+        <w:t>[05:51] Сергей</w:t>
+      </w:r>
+      <w:proofErr w:type="gramStart"/>
+      <w:r>
+        <w:rPr>
+          <w:b/>
+          <w:bCs/>
+          <w:lang w:val="ru-RU"/>
+        </w:rPr>
+        <w:t>:</w:t>
+      </w:r>
+      <w:r>
+        <w:rPr>
+          <w:lang w:val="ru-RU"/>
+        </w:rPr>
+        <w:t xml:space="preserve"> Да</w:t>
+      </w:r>
+      <w:proofErr w:type="gramEnd"/>
+      <w:r>
+        <w:rPr>
+          <w:lang w:val="ru-RU"/>
+        </w:rPr>
+        <w:t>, это было бы удобно.</w:t>
       </w:r>
     </w:p>
     <w:p>
@@ -1480,13 +2021,29 @@
           <w:bCs/>
           <w:lang w:val="ru-RU"/>
         </w:rPr>
-        <w:t>[05:56] Сергей:</w:t>
-      </w:r>
-      <w:r>
-        <w:rPr>
-          <w:lang w:val="ru-RU"/>
-        </w:rPr>
-        <w:t xml:space="preserve"> Обычно счет, оплачиваю перед отгрузкой. Для первой партии меня это устраивает.</w:t>
+        <w:t>[05:56] Сергей</w:t>
+      </w:r>
+      <w:proofErr w:type="gramStart"/>
+      <w:r>
+        <w:rPr>
+          <w:b/>
+          <w:bCs/>
+          <w:lang w:val="ru-RU"/>
+        </w:rPr>
+        <w:t>:</w:t>
+      </w:r>
+      <w:r>
+        <w:rPr>
+          <w:lang w:val="ru-RU"/>
+        </w:rPr>
+        <w:t xml:space="preserve"> Обычно</w:t>
+      </w:r>
+      <w:proofErr w:type="gramEnd"/>
+      <w:r>
+        <w:rPr>
+          <w:lang w:val="ru-RU"/>
+        </w:rPr>
+        <w:t xml:space="preserve"> счет, оплачиваю перед отгрузкой. Для первой партии меня это устраивает.</w:t>
       </w:r>
     </w:p>
     <w:p>
@@ -1585,13 +2142,29 @@
           <w:bCs/>
           <w:lang w:val="ru-RU"/>
         </w:rPr>
-        <w:t>[06:14] Петр:</w:t>
-      </w:r>
-      <w:r>
-        <w:rPr>
-          <w:lang w:val="ru-RU"/>
-        </w:rPr>
-        <w:t xml:space="preserve"> Хорошо, тогда добавлю оба варианта.</w:t>
+        <w:t>[06:14] Петр</w:t>
+      </w:r>
+      <w:proofErr w:type="gramStart"/>
+      <w:r>
+        <w:rPr>
+          <w:b/>
+          <w:bCs/>
+          <w:lang w:val="ru-RU"/>
+        </w:rPr>
+        <w:t>:</w:t>
+      </w:r>
+      <w:r>
+        <w:rPr>
+          <w:lang w:val="ru-RU"/>
+        </w:rPr>
+        <w:t xml:space="preserve"> Хорошо</w:t>
+      </w:r>
+      <w:proofErr w:type="gramEnd"/>
+      <w:r>
+        <w:rPr>
+          <w:lang w:val="ru-RU"/>
+        </w:rPr>
+        <w:t>, тогда добавлю оба варианта.</w:t>
       </w:r>
     </w:p>
     <w:p>
@@ -1607,13 +2180,29 @@
           <w:lang w:val="ru-RU"/>
         </w:rPr>
         <w:lastRenderedPageBreak/>
-        <w:t>[06:17] Сергей:</w:t>
-      </w:r>
-      <w:r>
-        <w:rPr>
-          <w:lang w:val="ru-RU"/>
-        </w:rPr>
-        <w:t xml:space="preserve"> И желательно, чтобы коробки были одной партии, без сильной разницы по цвету картона. У нас раньше такое бывало.</w:t>
+        <w:t>[06:17] Сергей</w:t>
+      </w:r>
+      <w:proofErr w:type="gramStart"/>
+      <w:r>
+        <w:rPr>
+          <w:b/>
+          <w:bCs/>
+          <w:lang w:val="ru-RU"/>
+        </w:rPr>
+        <w:t>:</w:t>
+      </w:r>
+      <w:r>
+        <w:rPr>
+          <w:lang w:val="ru-RU"/>
+        </w:rPr>
+        <w:t xml:space="preserve"> И</w:t>
+      </w:r>
+      <w:proofErr w:type="gramEnd"/>
+      <w:r>
+        <w:rPr>
+          <w:lang w:val="ru-RU"/>
+        </w:rPr>
+        <w:t xml:space="preserve"> желательно, чтобы коробки были одной партии, без сильной разницы по цвету картона. У нас раньше такое бывало.</w:t>
       </w:r>
     </w:p>
     <w:p>
@@ -1670,13 +2259,29 @@
           <w:bCs/>
           <w:lang w:val="ru-RU"/>
         </w:rPr>
-        <w:t>[06:27] Петр:</w:t>
-      </w:r>
-      <w:r>
-        <w:rPr>
-          <w:lang w:val="ru-RU"/>
-        </w:rPr>
-        <w:t xml:space="preserve"> Тогда по основной позиции у нас получается 300 на 200 на 150, до шести килограмм, партия тысяча или две тысячи. По второй — 400 на 300 на 200, нагрузка до восьми килограмм, партия пятьсот или тысяча.</w:t>
+        <w:t>[06:27] Петр</w:t>
+      </w:r>
+      <w:proofErr w:type="gramStart"/>
+      <w:r>
+        <w:rPr>
+          <w:b/>
+          <w:bCs/>
+          <w:lang w:val="ru-RU"/>
+        </w:rPr>
+        <w:t>:</w:t>
+      </w:r>
+      <w:r>
+        <w:rPr>
+          <w:lang w:val="ru-RU"/>
+        </w:rPr>
+        <w:t xml:space="preserve"> Тогда</w:t>
+      </w:r>
+      <w:proofErr w:type="gramEnd"/>
+      <w:r>
+        <w:rPr>
+          <w:lang w:val="ru-RU"/>
+        </w:rPr>
+        <w:t xml:space="preserve"> по основной позиции у нас получается 300 на 200 на 150, до шести килограмм, партия тысяча или две тысячи. По второй — 400 на 300 на 200, нагрузка до восьми килограмм, партия пятьсот или тысяча.</w:t>
       </w:r>
     </w:p>
     <w:p>
@@ -1691,13 +2296,29 @@
           <w:bCs/>
           <w:lang w:val="ru-RU"/>
         </w:rPr>
-        <w:t>[06:38] Сергей:</w:t>
-      </w:r>
-      <w:r>
-        <w:rPr>
-          <w:lang w:val="ru-RU"/>
-        </w:rPr>
-        <w:t xml:space="preserve"> Да, все верно.</w:t>
+        <w:t>[06:38] Сергей</w:t>
+      </w:r>
+      <w:proofErr w:type="gramStart"/>
+      <w:r>
+        <w:rPr>
+          <w:b/>
+          <w:bCs/>
+          <w:lang w:val="ru-RU"/>
+        </w:rPr>
+        <w:t>:</w:t>
+      </w:r>
+      <w:r>
+        <w:rPr>
+          <w:lang w:val="ru-RU"/>
+        </w:rPr>
+        <w:t xml:space="preserve"> Да</w:t>
+      </w:r>
+      <w:proofErr w:type="gramEnd"/>
+      <w:r>
+        <w:rPr>
+          <w:lang w:val="ru-RU"/>
+        </w:rPr>
+        <w:t>, все верно.</w:t>
       </w:r>
     </w:p>
     <w:p>
@@ -1760,7 +2381,21 @@
         <w:rPr>
           <w:lang w:val="ru-RU"/>
         </w:rPr>
-        <w:t xml:space="preserve"> Хорошо. Тогда сегодня расчет отправлю вам в WhatsApp, как договорились.</w:t>
+        <w:t xml:space="preserve"> Хорошо. Тогда сегодня расчет отправлю вам в </w:t>
+      </w:r>
+      <w:proofErr w:type="spellStart"/>
+      <w:r>
+        <w:rPr>
+          <w:lang w:val="ru-RU"/>
+        </w:rPr>
+        <w:t>WhatsApp</w:t>
+      </w:r>
+      <w:proofErr w:type="spellEnd"/>
+      <w:r>
+        <w:rPr>
+          <w:lang w:val="ru-RU"/>
+        </w:rPr>
+        <w:t>, как договорились.</w:t>
       </w:r>
     </w:p>
     <w:p>
@@ -1775,13 +2410,29 @@
           <w:bCs/>
           <w:lang w:val="ru-RU"/>
         </w:rPr>
-        <w:t>[06:49] Сергей:</w:t>
-      </w:r>
-      <w:r>
-        <w:rPr>
-          <w:lang w:val="ru-RU"/>
-        </w:rPr>
-        <w:t xml:space="preserve"> Да, жду.</w:t>
+        <w:t>[06:49] Сергей</w:t>
+      </w:r>
+      <w:proofErr w:type="gramStart"/>
+      <w:r>
+        <w:rPr>
+          <w:b/>
+          <w:bCs/>
+          <w:lang w:val="ru-RU"/>
+        </w:rPr>
+        <w:t>:</w:t>
+      </w:r>
+      <w:r>
+        <w:rPr>
+          <w:lang w:val="ru-RU"/>
+        </w:rPr>
+        <w:t xml:space="preserve"> Да</w:t>
+      </w:r>
+      <w:proofErr w:type="gramEnd"/>
+      <w:r>
+        <w:rPr>
+          <w:lang w:val="ru-RU"/>
+        </w:rPr>
+        <w:t>, жду.</w:t>
       </w:r>
     </w:p>
     <w:p>
@@ -1796,13 +2447,29 @@
           <w:bCs/>
           <w:lang w:val="ru-RU"/>
         </w:rPr>
-        <w:t>[06:51] Петр:</w:t>
-      </w:r>
-      <w:r>
-        <w:rPr>
-          <w:lang w:val="ru-RU"/>
-        </w:rPr>
-        <w:t xml:space="preserve"> После этого предлагаю завтра коротко созвониться минут на пять-десять. Если цена подходит, сразу согласуем образцы.</w:t>
+        <w:t>[06:51] Петр</w:t>
+      </w:r>
+      <w:proofErr w:type="gramStart"/>
+      <w:r>
+        <w:rPr>
+          <w:b/>
+          <w:bCs/>
+          <w:lang w:val="ru-RU"/>
+        </w:rPr>
+        <w:t>:</w:t>
+      </w:r>
+      <w:r>
+        <w:rPr>
+          <w:lang w:val="ru-RU"/>
+        </w:rPr>
+        <w:t xml:space="preserve"> После</w:t>
+      </w:r>
+      <w:proofErr w:type="gramEnd"/>
+      <w:r>
+        <w:rPr>
+          <w:lang w:val="ru-RU"/>
+        </w:rPr>
+        <w:t xml:space="preserve"> этого предлагаю завтра коротко созвониться минут на пять-десять. Если цена подходит, сразу согласуем образцы.</w:t>
       </w:r>
     </w:p>
     <w:p>
@@ -1838,13 +2505,29 @@
           <w:bCs/>
           <w:lang w:val="ru-RU"/>
         </w:rPr>
-        <w:t>[06:59] Петр:</w:t>
-      </w:r>
-      <w:r>
-        <w:rPr>
-          <w:lang w:val="ru-RU"/>
-        </w:rPr>
-        <w:t xml:space="preserve"> Хорошо, тогда завтра после трех напишу вам и согласуем время.</w:t>
+        <w:t>[06:59] Петр</w:t>
+      </w:r>
+      <w:proofErr w:type="gramStart"/>
+      <w:r>
+        <w:rPr>
+          <w:b/>
+          <w:bCs/>
+          <w:lang w:val="ru-RU"/>
+        </w:rPr>
+        <w:t>:</w:t>
+      </w:r>
+      <w:r>
+        <w:rPr>
+          <w:lang w:val="ru-RU"/>
+        </w:rPr>
+        <w:t xml:space="preserve"> Хорошо</w:t>
+      </w:r>
+      <w:proofErr w:type="gramEnd"/>
+      <w:r>
+        <w:rPr>
+          <w:lang w:val="ru-RU"/>
+        </w:rPr>
+        <w:t>, тогда завтра после трех напишу вам и согласуем время.</w:t>
       </w:r>
     </w:p>
     <w:p>
@@ -1901,13 +2584,29 @@
           <w:bCs/>
           <w:lang w:val="ru-RU"/>
         </w:rPr>
-        <w:t>[07:07] Сергей:</w:t>
-      </w:r>
-      <w:r>
-        <w:rPr>
-          <w:lang w:val="ru-RU"/>
-        </w:rPr>
-        <w:t xml:space="preserve"> Желательно в начале следующего месяца. Сейчас запас еще есть.</w:t>
+        <w:t>[07:07] Сергей</w:t>
+      </w:r>
+      <w:proofErr w:type="gramStart"/>
+      <w:r>
+        <w:rPr>
+          <w:b/>
+          <w:bCs/>
+          <w:lang w:val="ru-RU"/>
+        </w:rPr>
+        <w:t>:</w:t>
+      </w:r>
+      <w:r>
+        <w:rPr>
+          <w:lang w:val="ru-RU"/>
+        </w:rPr>
+        <w:t xml:space="preserve"> Желательно</w:t>
+      </w:r>
+      <w:proofErr w:type="gramEnd"/>
+      <w:r>
+        <w:rPr>
+          <w:lang w:val="ru-RU"/>
+        </w:rPr>
+        <w:t xml:space="preserve"> в начале следующего месяца. Сейчас запас еще есть.</w:t>
       </w:r>
     </w:p>
     <w:p>
@@ -1964,13 +2663,29 @@
           <w:bCs/>
           <w:lang w:val="ru-RU"/>
         </w:rPr>
-        <w:t>[07:17] Петр:</w:t>
-      </w:r>
-      <w:r>
-        <w:rPr>
-          <w:lang w:val="ru-RU"/>
-        </w:rPr>
-        <w:t xml:space="preserve"> Хорошо, это нормальный срок. Тогда у нас будет время спокойно согласовать образец и первую партию.</w:t>
+        <w:t>[07:17] Петр</w:t>
+      </w:r>
+      <w:proofErr w:type="gramStart"/>
+      <w:r>
+        <w:rPr>
+          <w:b/>
+          <w:bCs/>
+          <w:lang w:val="ru-RU"/>
+        </w:rPr>
+        <w:t>:</w:t>
+      </w:r>
+      <w:r>
+        <w:rPr>
+          <w:lang w:val="ru-RU"/>
+        </w:rPr>
+        <w:t xml:space="preserve"> Хорошо</w:t>
+      </w:r>
+      <w:proofErr w:type="gramEnd"/>
+      <w:r>
+        <w:rPr>
+          <w:lang w:val="ru-RU"/>
+        </w:rPr>
+        <w:t>, это нормальный срок. Тогда у нас будет время спокойно согласовать образец и первую партию.</w:t>
       </w:r>
     </w:p>
     <w:p>
@@ -2006,13 +2721,29 @@
           <w:bCs/>
           <w:lang w:val="ru-RU"/>
         </w:rPr>
-        <w:t>[07:23] Петр:</w:t>
-      </w:r>
-      <w:r>
-        <w:rPr>
-          <w:lang w:val="ru-RU"/>
-        </w:rPr>
-        <w:t xml:space="preserve"> Тогда договорились: я сегодня отправляю расчет, завтра связываемся после трех, дальше смотрим образцы и первую поставку.</w:t>
+        <w:t>[07:23] Петр</w:t>
+      </w:r>
+      <w:proofErr w:type="gramStart"/>
+      <w:r>
+        <w:rPr>
+          <w:b/>
+          <w:bCs/>
+          <w:lang w:val="ru-RU"/>
+        </w:rPr>
+        <w:t>:</w:t>
+      </w:r>
+      <w:r>
+        <w:rPr>
+          <w:lang w:val="ru-RU"/>
+        </w:rPr>
+        <w:t xml:space="preserve"> Тогда</w:t>
+      </w:r>
+      <w:proofErr w:type="gramEnd"/>
+      <w:r>
+        <w:rPr>
+          <w:lang w:val="ru-RU"/>
+        </w:rPr>
+        <w:t xml:space="preserve"> договорились: я сегодня отправляю расчет, завтра связываемся после трех, дальше смотрим образцы и первую поставку.</w:t>
       </w:r>
     </w:p>
     <w:p>
@@ -2028,13 +2759,29 @@
           <w:lang w:val="ru-RU"/>
         </w:rPr>
         <w:lastRenderedPageBreak/>
-        <w:t>[07:27] Сергей:</w:t>
-      </w:r>
-      <w:r>
-        <w:rPr>
-          <w:lang w:val="ru-RU"/>
-        </w:rPr>
-        <w:t xml:space="preserve"> Да, все понял.</w:t>
+        <w:t>[07:27] Сергей</w:t>
+      </w:r>
+      <w:proofErr w:type="gramStart"/>
+      <w:r>
+        <w:rPr>
+          <w:b/>
+          <w:bCs/>
+          <w:lang w:val="ru-RU"/>
+        </w:rPr>
+        <w:t>:</w:t>
+      </w:r>
+      <w:r>
+        <w:rPr>
+          <w:lang w:val="ru-RU"/>
+        </w:rPr>
+        <w:t xml:space="preserve"> Да</w:t>
+      </w:r>
+      <w:proofErr w:type="gramEnd"/>
+      <w:r>
+        <w:rPr>
+          <w:lang w:val="ru-RU"/>
+        </w:rPr>
+        <w:t>, все понял.</w:t>
       </w:r>
     </w:p>
     <w:p>
@@ -2049,13 +2796,29 @@
           <w:bCs/>
           <w:lang w:val="ru-RU"/>
         </w:rPr>
-        <w:t>[07:29] Петр:</w:t>
-      </w:r>
-      <w:r>
-        <w:rPr>
-          <w:lang w:val="ru-RU"/>
-        </w:rPr>
-        <w:t xml:space="preserve"> Хорошо, Сергей. Спасибо за разговор.</w:t>
+        <w:t>[07:29] Петр</w:t>
+      </w:r>
+      <w:proofErr w:type="gramStart"/>
+      <w:r>
+        <w:rPr>
+          <w:b/>
+          <w:bCs/>
+          <w:lang w:val="ru-RU"/>
+        </w:rPr>
+        <w:t>:</w:t>
+      </w:r>
+      <w:r>
+        <w:rPr>
+          <w:lang w:val="ru-RU"/>
+        </w:rPr>
+        <w:t xml:space="preserve"> Хорошо</w:t>
+      </w:r>
+      <w:proofErr w:type="gramEnd"/>
+      <w:r>
+        <w:rPr>
+          <w:lang w:val="ru-RU"/>
+        </w:rPr>
+        <w:t>, Сергей. Спасибо за разговор.</w:t>
       </w:r>
     </w:p>
     <w:p>
@@ -2112,13 +2875,29 @@
           <w:bCs/>
           <w:lang w:val="ru-RU"/>
         </w:rPr>
-        <w:t>[07:35] Сергей:</w:t>
-      </w:r>
-      <w:r>
-        <w:rPr>
-          <w:lang w:val="ru-RU"/>
-        </w:rPr>
-        <w:t xml:space="preserve"> Взаимно, до свидания.</w:t>
+        <w:t>[07:35] Сергей</w:t>
+      </w:r>
+      <w:proofErr w:type="gramStart"/>
+      <w:r>
+        <w:rPr>
+          <w:b/>
+          <w:bCs/>
+          <w:lang w:val="ru-RU"/>
+        </w:rPr>
+        <w:t>:</w:t>
+      </w:r>
+      <w:r>
+        <w:rPr>
+          <w:lang w:val="ru-RU"/>
+        </w:rPr>
+        <w:t xml:space="preserve"> Взаимно</w:t>
+      </w:r>
+      <w:proofErr w:type="gramEnd"/>
+      <w:r>
+        <w:rPr>
+          <w:lang w:val="ru-RU"/>
+        </w:rPr>
+        <w:t>, до свидания.</w:t>
       </w:r>
     </w:p>
     <w:p>
@@ -2133,13 +2912,29 @@
           <w:bCs/>
           <w:lang w:val="ru-RU"/>
         </w:rPr>
-        <w:t>[07:37] Петр:</w:t>
-      </w:r>
-      <w:r>
-        <w:rPr>
-          <w:lang w:val="ru-RU"/>
-        </w:rPr>
-        <w:t xml:space="preserve"> До свидания.</w:t>
+        <w:t>[07:37] Петр</w:t>
+      </w:r>
+      <w:proofErr w:type="gramStart"/>
+      <w:r>
+        <w:rPr>
+          <w:b/>
+          <w:bCs/>
+          <w:lang w:val="ru-RU"/>
+        </w:rPr>
+        <w:t>:</w:t>
+      </w:r>
+      <w:r>
+        <w:rPr>
+          <w:lang w:val="ru-RU"/>
+        </w:rPr>
+        <w:t xml:space="preserve"> До</w:t>
+      </w:r>
+      <w:proofErr w:type="gramEnd"/>
+      <w:r>
+        <w:rPr>
+          <w:lang w:val="ru-RU"/>
+        </w:rPr>
+        <w:t xml:space="preserve"> свидания.</w:t>
       </w:r>
     </w:p>
     <w:p>
@@ -2647,11 +3442,6 @@
     <w:lsdException w:name="Book Title" w:uiPriority="33" w:qFormat="1"/>
     <w:lsdException w:name="Bibliography" w:semiHidden="1" w:uiPriority="37" w:unhideWhenUsed="1"/>
     <w:lsdException w:name="TOC Heading" w:semiHidden="1" w:uiPriority="39" w:unhideWhenUsed="1" w:qFormat="1"/>
-    <w:lsdException w:name="Plain Table 5" w:semiHidden="1" w:unhideWhenUsed="1"/>
-    <w:lsdException w:name="Grid Table Light" w:semiHidden="1" w:unhideWhenUsed="1"/>
-    <w:lsdException w:name="Grid Table 1 Light" w:semiHidden="1" w:unhideWhenUsed="1"/>
-    <w:lsdException w:name="Grid Table 2" w:semiHidden="1" w:unhideWhenUsed="1"/>
-    <w:lsdException w:name="Grid Table 3" w:semiHidden="1" w:unhideWhenUsed="1"/>
     <w:lsdException w:name="Grid Table 4" w:uiPriority="49"/>
     <w:lsdException w:name="Grid Table 5 Dark" w:uiPriority="50"/>
     <w:lsdException w:name="Grid Table 6 Colorful" w:uiPriority="51"/>
@@ -2970,6 +3760,7 @@
   <w:style w:type="character" w:default="1" w:styleId="a2">
     <w:name w:val="Default Paragraph Font"/>
     <w:uiPriority w:val="1"/>
+    <w:semiHidden/>
     <w:unhideWhenUsed/>
   </w:style>
   <w:style w:type="table" w:default="1" w:styleId="a3">
